--- a/docx_chapters/20_Trail_10__Sharp_s_Ridge.docx
+++ b/docx_chapters/20_Trail_10__Sharp_s_Ridge.docx
@@ -151,18 +151,18 @@
               <w:pStyle w:val="Compact"/>
             </w:pPr>
             <w:r>
-              <w:t xml:space="preserve">Time Estimate</w:t>
-            </w:r>
-          </w:p>
-        </w:tc>
-        <w:tc>
-          <w:tcPr/>
-          <w:p>
-            <w:pPr>
-              <w:pStyle w:val="Compact"/>
-            </w:pPr>
-            <w:r>
-              <w:t xml:space="preserve">1.5 hours - 2.5 hours</w:t>
+              <w:t xml:space="preserve">Time from Knoxville</w:t>
+            </w:r>
+          </w:p>
+        </w:tc>
+        <w:tc>
+          <w:tcPr/>
+          <w:p>
+            <w:pPr>
+              <w:pStyle w:val="Compact"/>
+            </w:pPr>
+            <w:r>
+              <w:t xml:space="preserve">10 mins</w:t>
             </w:r>
           </w:p>
         </w:tc>

--- a/docx_chapters/20_Trail_10__Sharp_s_Ridge.docx
+++ b/docx_chapters/20_Trail_10__Sharp_s_Ridge.docx
@@ -319,7 +319,7 @@
               <w:pStyle w:val="Compact"/>
             </w:pPr>
             <w:r>
-              <w:t xml:space="preserve">Strollers and Wheelchairs</w:t>
+              <w:t xml:space="preserve">Accessibility</w:t>
             </w:r>
           </w:p>
         </w:tc>

--- a/docx_chapters/20_Trail_10__Sharp_s_Ridge.docx
+++ b/docx_chapters/20_Trail_10__Sharp_s_Ridge.docx
@@ -2,7 +2,7 @@
 <file path=word/document.xml><?xml version="1.0" encoding="utf-8"?>
 <w:document xmlns:w="http://schemas.openxmlformats.org/wordprocessingml/2006/main" xmlns:m="http://schemas.openxmlformats.org/officeDocument/2006/math" xmlns:r="http://schemas.openxmlformats.org/officeDocument/2006/relationships" xmlns:o="urn:schemas-microsoft-com:office:office" xmlns:v="urn:schemas-microsoft-com:vml" xmlns:w10="urn:schemas-microsoft-com:office:word" xmlns:a="http://schemas.openxmlformats.org/drawingml/2006/main" xmlns:pic="http://schemas.openxmlformats.org/drawingml/2006/picture" xmlns:wp="http://schemas.openxmlformats.org/drawingml/2006/wordprocessingDrawing">
   <w:body>
-    <w:bookmarkStart w:id="28" w:name="trail-10-sharps-ridge"/>
+    <w:bookmarkStart w:id="25" w:name="trail-10-sharps-ridge"/>
     <w:p>
       <w:pPr>
         <w:pStyle w:val="Heading2"/>
@@ -45,18 +45,6 @@
       </w:pPr>
       <w:r>
         <w:t xml:space="preserve">trail-10-map.jpeg</w:t>
-      </w:r>
-    </w:p>
-    <w:p>
-      <w:pPr>
-        <w:pStyle w:val="Compact"/>
-        <w:numPr>
-          <w:ilvl w:val="0"/>
-          <w:numId w:val="1001"/>
-        </w:numPr>
-      </w:pPr>
-      <w:r>
-        <w:t xml:space="preserve">lichenwithlabels.png</w:t>
       </w:r>
     </w:p>
     <w:p>
@@ -337,7 +325,7 @@
       </w:tr>
     </w:tbl>
     <w:bookmarkEnd w:id="21"/>
-    <w:bookmarkStart w:id="25" w:name="directions-to-the-trailhead"/>
+    <w:bookmarkStart w:id="22" w:name="directions-to-the-trailhead"/>
     <w:p>
       <w:pPr>
         <w:pStyle w:val="Heading3"/>
@@ -370,125 +358,8 @@
         <w:t xml:space="preserve">The trailhead can be just a little tricky to find—partially because Google Maps has several trailheads with the same name! We once met friends at different Sharps Ridge Trailheads! Consider putting in the address (above) to find the trailhead, which is at the end of Hanover St. Park in one of the parking spots or the gravel area on the side of Ridge Ave.</w:t>
       </w:r>
     </w:p>
-    <w:tbl>
-      <w:tblPr>
-        <w:tblStyle w:val="Table"/>
-        <w:tblInd w:w="164" w:type="dxa"/>
-        <w:tblBorders>
-          <w:left w:val="single" w:sz="24" w:space="0" w:color="0758E5"/>
-        </w:tblBorders>
-        <w:tblCellMar>
-          <w:left w:w="0" w:type="dxa"/>
-          <w:right w:w="0" w:type="dxa"/>
-        </w:tblCellMar>
-        <w:tblLook w:firstRow="0" w:lastRow="0" w:firstColumn="0" w:lastColumn="0" w:noHBand="0" w:noVBand="0" w:val="0000"/>
-      </w:tblPr>
-      <w:tblGrid>
-        <w:gridCol w:w="7920"/>
-      </w:tblGrid>
-      <w:tr>
-        <w:trPr>
-          <w:cantSplit/>
-        </w:trPr>
-        <w:tc>
-          <w:tcPr>
-            <w:tcMar>
-              <w:left w:w="144" w:type="dxa"/>
-              <w:right w:w="144" w:type="dxa"/>
-            </w:tcMar>
-          </w:tcPr>
-          <w:p>
-            <w:pPr>
-              <w:pStyle w:val="BodyText"/>
-            </w:pPr>
-            <w:pPr>
-              <w:spacing w:before="0" w:after="8"/>
-              <w:jc w:val="center"/>
-            </w:pPr>
-            <w:r>
-              <w:drawing>
-                <wp:inline>
-                  <wp:extent cx="152400" cy="152400"/>
-                  <wp:effectExtent b="0" l="0" r="0" t="0"/>
-                  <wp:docPr descr="" title="" id="23" name="Picture"/>
-                  <a:graphic>
-                    <a:graphicData uri="http://schemas.openxmlformats.org/drawingml/2006/picture">
-                      <pic:pic>
-                        <pic:nvPicPr>
-                          <pic:cNvPr descr="/Applications/quarto/share/formats/docx/note.png" id="24" name="Picture"/>
-                          <pic:cNvPicPr>
-                            <a:picLocks noChangeArrowheads="1" noChangeAspect="1"/>
-                          </pic:cNvPicPr>
-                        </pic:nvPicPr>
-                        <pic:blipFill>
-                          <a:blip r:embed="rId22"/>
-                          <a:stretch>
-                            <a:fillRect/>
-                          </a:stretch>
-                        </pic:blipFill>
-                        <pic:spPr bwMode="auto">
-                          <a:xfrm>
-                            <a:off x="0" y="0"/>
-                            <a:ext cx="152400" cy="152400"/>
-                          </a:xfrm>
-                          <a:prstGeom prst="rect">
-                            <a:avLst/>
-                          </a:prstGeom>
-                          <a:noFill/>
-                          <a:ln w="9525">
-                            <a:noFill/>
-                            <a:headEnd/>
-                            <a:tailEnd/>
-                          </a:ln>
-                        </pic:spPr>
-                      </pic:pic>
-                    </a:graphicData>
-                  </a:graphic>
-                </wp:inline>
-              </w:drawing>
-            </w:r>
-          </w:p>
-        </w:tc>
-        <w:tc>
-          <w:p>
-            <w:pPr>
-              <w:pStyle w:val="BodyText"/>
-            </w:pPr>
-            <w:pPr>
-              <w:spacing w:before="16" w:after="64"/>
-            </w:pPr>
-            <w:r>
-              <w:rPr>
-                <w:b/>
-                <w:bCs/>
-              </w:rPr>
-              <w:t xml:space="preserve">Lichen</w:t>
-            </w:r>
-          </w:p>
-          <w:p>
-            <w:pPr>
-              <w:pStyle w:val="BodyText"/>
-            </w:pPr>
-            <w:pPr>
-              <w:spacing w:before="16"/>
-            </w:pPr>
-            <w:r>
-              <w:t xml:space="preserve">There are three primary types of lichens: Foliose (leaf-like in appearance), Crustose (crusty looking), and Fruiticose (coral-like and bushy). They are abundant in the region and are great bioindicators of air quality!</w:t>
-            </w:r>
-          </w:p>
-          <w:p>
-            <w:pPr>
-              <w:pStyle w:val="BodyText"/>
-            </w:pPr>
-            <w:r>
-              <w:t xml:space="preserve">-Amanda Garner</w:t>
-            </w:r>
-          </w:p>
-        </w:tc>
-      </w:tr>
-    </w:tbl>
-    <w:bookmarkEnd w:id="25"/>
-    <w:bookmarkStart w:id="26" w:name="trail-description"/>
+    <w:bookmarkEnd w:id="22"/>
+    <w:bookmarkStart w:id="23" w:name="trail-description"/>
     <w:p>
       <w:pPr>
         <w:pStyle w:val="Heading3"/>
@@ -772,8 +643,8 @@
         </w:tc>
       </w:tr>
     </w:tbl>
-    <w:bookmarkEnd w:id="26"/>
-    <w:bookmarkStart w:id="27" w:name="nearby"/>
+    <w:bookmarkEnd w:id="23"/>
+    <w:bookmarkStart w:id="24" w:name="nearby"/>
     <w:p>
       <w:pPr>
         <w:pStyle w:val="Heading3"/>
@@ -826,8 +697,8 @@
         <w:t xml:space="preserve">Sharp’s Ridge includes many other trails. A favorite starts at a different nearby parking area, immediately behind the Cherry Creek Apartments (navigate to 3404 Dill St, Knoxville, TN 37917). We like the Lincoln Trail, which is also an accessible mountain bike trail.</w:t>
       </w:r>
     </w:p>
-    <w:bookmarkEnd w:id="27"/>
-    <w:bookmarkEnd w:id="28"/>
+    <w:bookmarkEnd w:id="24"/>
+    <w:bookmarkEnd w:id="25"/>
     <w:sectPr>
       <w:footnotePr>
         <w:numRestart w:val="eachSect"/>
